--- a/ind/docx/66.content.docx
+++ b/ind/docx/66.content.docx
@@ -19,7 +19,7 @@
         <w:rPr>
           <w:lang w:val="id_ID" w:bidi="id_ID"/>
         </w:rPr>
-        <w:t>Resource: Tyndale Open Study Notes</w:t>
+        <w:t>Resource: Aquifer Open Study Notes (Book Intros)</w:t>
       </w:r>
       <w:r>
         <w:rPr>
@@ -112,7 +112,7 @@
         <w:rPr>
           <w:lang w:val="id_ID" w:bidi="id_ID"/>
         </w:rPr>
-        <w:t>Tyndale Open Study Notes</w:t>
+        <w:t>Aquifer Open Study Notes (Book Intros)</w:t>
       </w:r>
     </w:p>
     <w:p>

--- a/ind/docx/66.content.docx
+++ b/ind/docx/66.content.docx
@@ -315,54 +315,36 @@
         </w:rPr>
         <w:t>Wahyu dimulai dengan cara yang unik, dengan tiga pengantar terpisah. Yohanes pertama-tama menjelaskan sifat visioner dari Kitab (</w:t>
       </w:r>
-      <w:hyperlink r:id="rId13">
-        <w:r>
-          <w:rPr>
-            <w:lang w:val="id_ID" w:bidi="id_ID"/>
-          </w:rPr>
-          <w:rPr>
-            <w:color w:val="0000EE"/>
-            <w:u w:val="single"/>
-          </w:rPr>
-          <w:t>Why. 1:1–3</w:t>
-        </w:r>
-      </w:hyperlink>
+      <w:r>
+        <w:rPr>
+          <w:lang w:val="id_ID" w:bidi="id_ID"/>
+        </w:rPr>
+        <w:t>Why. 1:1–3</w:t>
+      </w:r>
       <w:r>
         <w:rPr>
           <w:lang w:val="id_ID" w:bidi="id_ID"/>
         </w:rPr>
         <w:t>); kemudian ada salam surat (</w:t>
       </w:r>
-      <w:hyperlink r:id="rId14">
-        <w:r>
-          <w:rPr>
-            <w:lang w:val="id_ID" w:bidi="id_ID"/>
-          </w:rPr>
-          <w:rPr>
-            <w:color w:val="0000EE"/>
-            <w:u w:val="single"/>
-          </w:rPr>
-          <w:t>Why. 1:4–8</w:t>
-        </w:r>
-      </w:hyperlink>
+      <w:r>
+        <w:rPr>
+          <w:lang w:val="id_ID" w:bidi="id_ID"/>
+        </w:rPr>
+        <w:t>Why. 1:4–8</w:t>
+      </w:r>
       <w:r>
         <w:rPr>
           <w:lang w:val="id_ID" w:bidi="id_ID"/>
         </w:rPr>
         <w:t>) yang diikuti dengan pengantar sejarah (</w:t>
       </w:r>
-      <w:hyperlink r:id="rId15">
-        <w:r>
-          <w:rPr>
-            <w:lang w:val="id_ID" w:bidi="id_ID"/>
-          </w:rPr>
-          <w:rPr>
-            <w:color w:val="0000EE"/>
-            <w:u w:val="single"/>
-          </w:rPr>
-          <w:t>Why. 1:9–11</w:t>
-        </w:r>
-      </w:hyperlink>
+      <w:r>
+        <w:rPr>
+          <w:lang w:val="id_ID" w:bidi="id_ID"/>
+        </w:rPr>
+        <w:t>Why. 1:9–11</w:t>
+      </w:r>
       <w:r>
         <w:rPr>
           <w:lang w:val="id_ID" w:bidi="id_ID"/>
@@ -383,54 +365,36 @@
         </w:rPr>
         <w:t>Kitab tersebut kemudian menggambarkan Penglihatan akan Yesus (</w:t>
       </w:r>
-      <w:hyperlink r:id="rId16">
-        <w:r>
-          <w:rPr>
-            <w:lang w:val="id_ID" w:bidi="id_ID"/>
-          </w:rPr>
-          <w:rPr>
-            <w:color w:val="0000EE"/>
-            <w:u w:val="single"/>
-          </w:rPr>
-          <w:t>Why. 1:12–20</w:t>
-        </w:r>
-      </w:hyperlink>
+      <w:r>
+        <w:rPr>
+          <w:lang w:val="id_ID" w:bidi="id_ID"/>
+        </w:rPr>
+        <w:t>Why. 1:12–20</w:t>
+      </w:r>
       <w:r>
         <w:rPr>
           <w:lang w:val="id_ID" w:bidi="id_ID"/>
         </w:rPr>
         <w:t>). Dalam surat kepada tujuh gereja di provinsi Asia, Kristus secara pribadi berbicara kepada para pengikut dan kehidupan gereja-gereja tersebut (</w:t>
       </w:r>
-      <w:hyperlink r:id="rId17">
-        <w:r>
-          <w:rPr>
-            <w:lang w:val="id_ID" w:bidi="id_ID"/>
-          </w:rPr>
-          <w:rPr>
-            <w:color w:val="0000EE"/>
-            <w:u w:val="single"/>
-          </w:rPr>
-          <w:t>pasal 2–3</w:t>
-        </w:r>
-      </w:hyperlink>
+      <w:r>
+        <w:rPr>
+          <w:lang w:val="id_ID" w:bidi="id_ID"/>
+        </w:rPr>
+        <w:t>pasal 2–3</w:t>
+      </w:r>
       <w:r>
         <w:rPr>
           <w:lang w:val="id_ID" w:bidi="id_ID"/>
         </w:rPr>
         <w:t xml:space="preserve">). Setelah surat-surat ini, </w:t>
       </w:r>
-      <w:hyperlink r:id="rId18">
-        <w:r>
-          <w:rPr>
-            <w:lang w:val="id_ID" w:bidi="id_ID"/>
-          </w:rPr>
-          <w:rPr>
-            <w:color w:val="0000EE"/>
-            <w:u w:val="single"/>
-          </w:rPr>
-          <w:t>pasal 4–5</w:t>
-        </w:r>
-      </w:hyperlink>
+      <w:r>
+        <w:rPr>
+          <w:lang w:val="id_ID" w:bidi="id_ID"/>
+        </w:rPr>
+        <w:t>pasal 4–5</w:t>
+      </w:r>
       <w:r>
         <w:rPr>
           <w:lang w:val="id_ID" w:bidi="id_ID"/>
@@ -451,54 +415,36 @@
         </w:rPr>
         <w:t>Inti dari Kitab (</w:t>
       </w:r>
-      <w:hyperlink r:id="rId19">
-        <w:r>
-          <w:rPr>
-            <w:lang w:val="id_ID" w:bidi="id_ID"/>
-          </w:rPr>
-          <w:rPr>
-            <w:color w:val="0000EE"/>
-            <w:u w:val="single"/>
-          </w:rPr>
-          <w:t>pasal 6–16</w:t>
-        </w:r>
-      </w:hyperlink>
+      <w:r>
+        <w:rPr>
+          <w:lang w:val="id_ID" w:bidi="id_ID"/>
+        </w:rPr>
+        <w:t>pasal 6–16</w:t>
+      </w:r>
       <w:r>
         <w:rPr>
           <w:lang w:val="id_ID" w:bidi="id_ID"/>
         </w:rPr>
         <w:t>) ini menggambarkan drama dalam tiga babak penghakiman. Dalam babak pertama (</w:t>
       </w:r>
-      <w:hyperlink r:id="rId20">
-        <w:r>
-          <w:rPr>
-            <w:lang w:val="id_ID" w:bidi="id_ID"/>
-          </w:rPr>
-          <w:rPr>
-            <w:color w:val="0000EE"/>
-            <w:u w:val="single"/>
-          </w:rPr>
-          <w:t>Why. 6:1–8:1</w:t>
-        </w:r>
-      </w:hyperlink>
+      <w:r>
+        <w:rPr>
+          <w:lang w:val="id_ID" w:bidi="id_ID"/>
+        </w:rPr>
+        <w:t>Why. 6:1–8:1</w:t>
+      </w:r>
       <w:r>
         <w:rPr>
           <w:lang w:val="id_ID" w:bidi="id_ID"/>
         </w:rPr>
         <w:t>), Kristus membuka tujuh meterai yang menghasilkan tujuh penghakiman. Babak ini juga mencakup jeda pertama (</w:t>
       </w:r>
-      <w:hyperlink r:id="rId21">
-        <w:r>
-          <w:rPr>
-            <w:lang w:val="id_ID" w:bidi="id_ID"/>
-          </w:rPr>
-          <w:rPr>
-            <w:color w:val="0000EE"/>
-            <w:u w:val="single"/>
-          </w:rPr>
-          <w:t>pasal 7</w:t>
-        </w:r>
-      </w:hyperlink>
+      <w:r>
+        <w:rPr>
+          <w:lang w:val="id_ID" w:bidi="id_ID"/>
+        </w:rPr>
+        <w:t>pasal 7</w:t>
+      </w:r>
       <w:r>
         <w:rPr>
           <w:lang w:val="id_ID" w:bidi="id_ID"/>
@@ -519,72 +465,48 @@
         </w:rPr>
         <w:t>Tindakan kedua menggambarkan tujuh malaikat meniup tujuh sangkakala (</w:t>
       </w:r>
-      <w:hyperlink r:id="rId22">
-        <w:r>
-          <w:rPr>
-            <w:lang w:val="id_ID" w:bidi="id_ID"/>
-          </w:rPr>
-          <w:rPr>
-            <w:color w:val="0000EE"/>
-            <w:u w:val="single"/>
-          </w:rPr>
-          <w:t>Why. 8:2–11:19</w:t>
-        </w:r>
-      </w:hyperlink>
+      <w:r>
+        <w:rPr>
+          <w:lang w:val="id_ID" w:bidi="id_ID"/>
+        </w:rPr>
+        <w:t>Why. 8:2–11:19</w:t>
+      </w:r>
       <w:r>
         <w:rPr>
           <w:lang w:val="id_ID" w:bidi="id_ID"/>
         </w:rPr>
         <w:t>) dalam pandangan kedua tentang penghakiman di dunia. Sangkakala keenam diikuti oleh jeda kedua yang misterius (</w:t>
       </w:r>
-      <w:hyperlink r:id="rId23">
-        <w:r>
-          <w:rPr>
-            <w:lang w:val="id_ID" w:bidi="id_ID"/>
-          </w:rPr>
-          <w:rPr>
-            <w:color w:val="0000EE"/>
-            <w:u w:val="single"/>
-          </w:rPr>
-          <w:t>Why. 10:1–10</w:t>
-        </w:r>
-      </w:hyperlink>
+      <w:r>
+        <w:rPr>
+          <w:lang w:val="id_ID" w:bidi="id_ID"/>
+        </w:rPr>
+        <w:t>Why. 10:1–10</w:t>
+      </w:r>
       <w:r>
         <w:rPr>
           <w:lang w:val="id_ID" w:bidi="id_ID"/>
         </w:rPr>
         <w:t>) di mana seorang malaikat, sebuah gulungan kecil, dan tujuh guntur rahasia memberikan gambaran pahit manis tentang dua saksi yang menyampaikan pesan Allah (</w:t>
       </w:r>
-      <w:hyperlink r:id="rId24">
-        <w:r>
-          <w:rPr>
-            <w:lang w:val="id_ID" w:bidi="id_ID"/>
-          </w:rPr>
-          <w:rPr>
-            <w:color w:val="0000EE"/>
-            <w:u w:val="single"/>
-          </w:rPr>
-          <w:t>Why. 11:1–14</w:t>
-        </w:r>
-      </w:hyperlink>
+      <w:r>
+        <w:rPr>
+          <w:lang w:val="id_ID" w:bidi="id_ID"/>
+        </w:rPr>
+        <w:t>Why. 11:1–14</w:t>
+      </w:r>
       <w:r>
         <w:rPr>
           <w:lang w:val="id_ID" w:bidi="id_ID"/>
         </w:rPr>
         <w:t>). Sangkakala terakhir menghadirkan surga, Kerajaan yang akan datang dari Kristus Tuhan (</w:t>
       </w:r>
-      <w:hyperlink r:id="rId25">
-        <w:r>
-          <w:rPr>
-            <w:lang w:val="id_ID" w:bidi="id_ID"/>
-          </w:rPr>
-          <w:rPr>
-            <w:color w:val="0000EE"/>
-            <w:u w:val="single"/>
-          </w:rPr>
-          <w:t>Why. 11:15–19</w:t>
-        </w:r>
-      </w:hyperlink>
+      <w:r>
+        <w:rPr>
+          <w:lang w:val="id_ID" w:bidi="id_ID"/>
+        </w:rPr>
+        <w:t>Why. 11:15–19</w:t>
+      </w:r>
       <w:r>
         <w:rPr>
           <w:lang w:val="id_ID" w:bidi="id_ID"/>
@@ -605,108 +527,72 @@
         </w:rPr>
         <w:t xml:space="preserve">Setelah tindakan kedua, Wahyu beralih ke serangkaian tiga tanda agung dan potret simbolis. </w:t>
       </w:r>
-      <w:hyperlink r:id="rId26">
-        <w:r>
-          <w:rPr>
-            <w:lang w:val="id_ID" w:bidi="id_ID"/>
-          </w:rPr>
-          <w:rPr>
-            <w:color w:val="0000EE"/>
-            <w:u w:val="single"/>
-          </w:rPr>
-          <w:t>Pasal 12</w:t>
-        </w:r>
-      </w:hyperlink>
+      <w:r>
+        <w:rPr>
+          <w:lang w:val="id_ID" w:bidi="id_ID"/>
+        </w:rPr>
+        <w:t>Pasal 12</w:t>
+      </w:r>
       <w:r>
         <w:rPr>
           <w:lang w:val="id_ID" w:bidi="id_ID"/>
         </w:rPr>
         <w:t xml:space="preserve"> menggambarkan pertempuran kosmik antara kebaikan dan kejahatan serta kelahiran penyelamat yang dijanjikan, Kristus, yang diselamatkan Allah dari niat destruktif Setan (</w:t>
       </w:r>
-      <w:hyperlink r:id="rId27">
-        <w:r>
-          <w:rPr>
-            <w:lang w:val="id_ID" w:bidi="id_ID"/>
-          </w:rPr>
-          <w:rPr>
-            <w:color w:val="0000EE"/>
-            <w:u w:val="single"/>
-          </w:rPr>
-          <w:t>Why. 12:1–10</w:t>
-        </w:r>
-      </w:hyperlink>
+      <w:r>
+        <w:rPr>
+          <w:lang w:val="id_ID" w:bidi="id_ID"/>
+        </w:rPr>
+        <w:t>Why. 12:1–10</w:t>
+      </w:r>
       <w:r>
         <w:rPr>
           <w:lang w:val="id_ID" w:bidi="id_ID"/>
         </w:rPr>
         <w:t>). Meskipun dikalahkan, Setan—digambarkan sebagai naga—terus menciptakan kekacauan di antara umat Allah (</w:t>
       </w:r>
-      <w:hyperlink r:id="rId28">
-        <w:r>
-          <w:rPr>
-            <w:lang w:val="id_ID" w:bidi="id_ID"/>
-          </w:rPr>
-          <w:rPr>
-            <w:color w:val="0000EE"/>
-            <w:u w:val="single"/>
-          </w:rPr>
-          <w:t>Why. 12:11–17</w:t>
-        </w:r>
-      </w:hyperlink>
+      <w:r>
+        <w:rPr>
+          <w:lang w:val="id_ID" w:bidi="id_ID"/>
+        </w:rPr>
+        <w:t>Why. 12:11–17</w:t>
+      </w:r>
       <w:r>
         <w:rPr>
           <w:lang w:val="id_ID" w:bidi="id_ID"/>
         </w:rPr>
         <w:t>). Kitab ini kemudian memperkenalkan dua binatang lainnya, yang bersama naga membentuk "trinitas jahat" palsu di dunia (</w:t>
       </w:r>
-      <w:hyperlink r:id="rId29">
-        <w:r>
-          <w:rPr>
-            <w:lang w:val="id_ID" w:bidi="id_ID"/>
-          </w:rPr>
-          <w:rPr>
-            <w:color w:val="0000EE"/>
-            <w:u w:val="single"/>
-          </w:rPr>
-          <w:t>pasal 13</w:t>
-        </w:r>
-      </w:hyperlink>
+      <w:r>
+        <w:rPr>
+          <w:lang w:val="id_ID" w:bidi="id_ID"/>
+        </w:rPr>
+        <w:t>pasal 13</w:t>
+      </w:r>
       <w:r>
         <w:rPr>
           <w:lang w:val="id_ID" w:bidi="id_ID"/>
         </w:rPr>
         <w:t>). Kekuatan jahat ini sangat kontras dengan Anak Domba Allah dan hamba-hamba setianya yang berdiri di Bukit Zion, tempat penebusan dan pemerintahan Allah (</w:t>
       </w:r>
-      <w:hyperlink r:id="rId30">
-        <w:r>
-          <w:rPr>
-            <w:lang w:val="id_ID" w:bidi="id_ID"/>
-          </w:rPr>
-          <w:rPr>
-            <w:color w:val="0000EE"/>
-            <w:u w:val="single"/>
-          </w:rPr>
-          <w:t>Why. 14:1–5</w:t>
-        </w:r>
-      </w:hyperlink>
+      <w:r>
+        <w:rPr>
+          <w:lang w:val="id_ID" w:bidi="id_ID"/>
+        </w:rPr>
+        <w:t>Why. 14:1–5</w:t>
+      </w:r>
       <w:r>
         <w:rPr>
           <w:lang w:val="id_ID" w:bidi="id_ID"/>
         </w:rPr>
         <w:t>). Tiga malaikat menyampaikan pesan Allah tentang penghakiman yang akan datang dan kehancuran kekuatan jahat (</w:t>
       </w:r>
-      <w:hyperlink r:id="rId31">
-        <w:r>
-          <w:rPr>
-            <w:lang w:val="id_ID" w:bidi="id_ID"/>
-          </w:rPr>
-          <w:rPr>
-            <w:color w:val="0000EE"/>
-            <w:u w:val="single"/>
-          </w:rPr>
-          <w:t>Why. 14:6–20</w:t>
-        </w:r>
-      </w:hyperlink>
+      <w:r>
+        <w:rPr>
+          <w:lang w:val="id_ID" w:bidi="id_ID"/>
+        </w:rPr>
+        <w:t>Why. 14:6–20</w:t>
+      </w:r>
       <w:r>
         <w:rPr>
           <w:lang w:val="id_ID" w:bidi="id_ID"/>
@@ -727,36 +613,24 @@
         </w:rPr>
         <w:t>Tindakan penghakiman ketiga dan terakhir melibatkan tujuh tulah (</w:t>
       </w:r>
-      <w:hyperlink r:id="rId32">
-        <w:r>
-          <w:rPr>
-            <w:lang w:val="id_ID" w:bidi="id_ID"/>
-          </w:rPr>
-          <w:rPr>
-            <w:color w:val="0000EE"/>
-            <w:u w:val="single"/>
-          </w:rPr>
-          <w:t>pasal 16</w:t>
-        </w:r>
-      </w:hyperlink>
+      <w:r>
+        <w:rPr>
+          <w:lang w:val="id_ID" w:bidi="id_ID"/>
+        </w:rPr>
+        <w:t>pasal 16</w:t>
+      </w:r>
       <w:r>
         <w:rPr>
           <w:lang w:val="id_ID" w:bidi="id_ID"/>
         </w:rPr>
         <w:t>), yang diperkenalkan oleh Yohanes dengan nyanyian bersama Musa dan Anak Domba (</w:t>
       </w:r>
-      <w:hyperlink r:id="rId33">
-        <w:r>
-          <w:rPr>
-            <w:lang w:val="id_ID" w:bidi="id_ID"/>
-          </w:rPr>
-          <w:rPr>
-            <w:color w:val="0000EE"/>
-            <w:u w:val="single"/>
-          </w:rPr>
-          <w:t>pasal 15</w:t>
-        </w:r>
-      </w:hyperlink>
+      <w:r>
+        <w:rPr>
+          <w:lang w:val="id_ID" w:bidi="id_ID"/>
+        </w:rPr>
+        <w:t>pasal 15</w:t>
+      </w:r>
       <w:r>
         <w:rPr>
           <w:lang w:val="id_ID" w:bidi="id_ID"/>
@@ -777,162 +651,108 @@
         </w:rPr>
         <w:t xml:space="preserve">Setelah tulah, Yohanes menceritakan akhir dari perempuan sundal besar, Babel (atau Roma, </w:t>
       </w:r>
-      <w:hyperlink r:id="rId34">
-        <w:r>
-          <w:rPr>
-            <w:lang w:val="id_ID" w:bidi="id_ID"/>
-          </w:rPr>
-          <w:rPr>
-            <w:color w:val="0000EE"/>
-            <w:u w:val="single"/>
-          </w:rPr>
-          <w:t>pasal 17</w:t>
-        </w:r>
-      </w:hyperlink>
+      <w:r>
+        <w:rPr>
+          <w:lang w:val="id_ID" w:bidi="id_ID"/>
+        </w:rPr>
+        <w:t>pasal 17</w:t>
+      </w:r>
       <w:r>
         <w:rPr>
           <w:lang w:val="id_ID" w:bidi="id_ID"/>
         </w:rPr>
         <w:t>). Sementara dunia meratapi kepergian sumber keamanan yang dianggap penting ini (</w:t>
       </w:r>
-      <w:hyperlink r:id="rId35">
-        <w:r>
-          <w:rPr>
-            <w:lang w:val="id_ID" w:bidi="id_ID"/>
-          </w:rPr>
-          <w:rPr>
-            <w:color w:val="0000EE"/>
-            <w:u w:val="single"/>
-          </w:rPr>
-          <w:t>Why. 18:1–19</w:t>
-        </w:r>
-      </w:hyperlink>
+      <w:r>
+        <w:rPr>
+          <w:lang w:val="id_ID" w:bidi="id_ID"/>
+        </w:rPr>
+        <w:t>Why. 18:1–19</w:t>
+      </w:r>
       <w:r>
         <w:rPr>
           <w:lang w:val="id_ID" w:bidi="id_ID"/>
         </w:rPr>
         <w:t>), surga, para rasul, dan para nabi bersukacita atas kehancurannya (</w:t>
       </w:r>
-      <w:hyperlink r:id="rId36">
-        <w:r>
-          <w:rPr>
-            <w:lang w:val="id_ID" w:bidi="id_ID"/>
-          </w:rPr>
-          <w:rPr>
-            <w:color w:val="0000EE"/>
-            <w:u w:val="single"/>
-          </w:rPr>
-          <w:t>Why. 18:20–24</w:t>
-        </w:r>
-      </w:hyperlink>
+      <w:r>
+        <w:rPr>
+          <w:lang w:val="id_ID" w:bidi="id_ID"/>
+        </w:rPr>
+        <w:t>Why. 18:20–24</w:t>
+      </w:r>
       <w:r>
         <w:rPr>
           <w:lang w:val="id_ID" w:bidi="id_ID"/>
         </w:rPr>
         <w:t>) dengan nyanyian kemenangan Allah (</w:t>
       </w:r>
-      <w:hyperlink r:id="rId37">
-        <w:r>
-          <w:rPr>
-            <w:lang w:val="id_ID" w:bidi="id_ID"/>
-          </w:rPr>
-          <w:rPr>
-            <w:color w:val="0000EE"/>
-            <w:u w:val="single"/>
-          </w:rPr>
-          <w:t>Why. 19:1–10</w:t>
-        </w:r>
-      </w:hyperlink>
+      <w:r>
+        <w:rPr>
+          <w:lang w:val="id_ID" w:bidi="id_ID"/>
+        </w:rPr>
+        <w:t>Why. 19:1–10</w:t>
+      </w:r>
       <w:r>
         <w:rPr>
           <w:lang w:val="id_ID" w:bidi="id_ID"/>
         </w:rPr>
         <w:t>). Musuh-musuh Allah tidak memiliki kesempatan untuk berhasil melawan Tuhan dari segala tuan. Binatang-binatang (struktur kekuasaan dunia) dan semua yang mengikuti mereka menemui akhir yang adil di lautan api ketika Yesus menghancurkan musuh-musuh-Nya dalam pertempuran Armagedon (</w:t>
       </w:r>
-      <w:hyperlink r:id="rId38">
-        <w:r>
-          <w:rPr>
-            <w:lang w:val="id_ID" w:bidi="id_ID"/>
-          </w:rPr>
-          <w:rPr>
-            <w:color w:val="0000EE"/>
-            <w:u w:val="single"/>
-          </w:rPr>
-          <w:t>Why. 19:11–21</w:t>
-        </w:r>
-      </w:hyperlink>
+      <w:r>
+        <w:rPr>
+          <w:lang w:val="id_ID" w:bidi="id_ID"/>
+        </w:rPr>
+        <w:t>Why. 19:11–21</w:t>
+      </w:r>
       <w:r>
         <w:rPr>
           <w:lang w:val="id_ID" w:bidi="id_ID"/>
         </w:rPr>
         <w:t>). Sementara Iblis dipenjarakan (</w:t>
       </w:r>
-      <w:hyperlink r:id="rId39">
-        <w:r>
-          <w:rPr>
-            <w:lang w:val="id_ID" w:bidi="id_ID"/>
-          </w:rPr>
-          <w:rPr>
-            <w:color w:val="0000EE"/>
-            <w:u w:val="single"/>
-          </w:rPr>
-          <w:t>Why. 20:1–3</w:t>
-        </w:r>
-      </w:hyperlink>
+      <w:r>
+        <w:rPr>
+          <w:lang w:val="id_ID" w:bidi="id_ID"/>
+        </w:rPr>
+        <w:t>Why. 20:1–3</w:t>
+      </w:r>
       <w:r>
         <w:rPr>
           <w:lang w:val="id_ID" w:bidi="id_ID"/>
         </w:rPr>
         <w:t>), orang-orang kudus Allah menikmati jeda saat mereka memerintah bersama Kristus di bumi (</w:t>
       </w:r>
-      <w:hyperlink r:id="rId40">
-        <w:r>
-          <w:rPr>
-            <w:lang w:val="id_ID" w:bidi="id_ID"/>
-          </w:rPr>
-          <w:rPr>
-            <w:color w:val="0000EE"/>
-            <w:u w:val="single"/>
-          </w:rPr>
-          <w:t>Why. 20:4–6</w:t>
-        </w:r>
-      </w:hyperlink>
+      <w:r>
+        <w:rPr>
+          <w:lang w:val="id_ID" w:bidi="id_ID"/>
+        </w:rPr>
+        <w:t>Why. 20:4–6</w:t>
+      </w:r>
       <w:r>
         <w:rPr>
           <w:lang w:val="id_ID" w:bidi="id_ID"/>
         </w:rPr>
         <w:t>). Meskipun Setan berusaha keras untuk mengalahkan Allah dalam pertempuran, dia juga dilemparkan ke dalam lautan api (</w:t>
       </w:r>
-      <w:hyperlink r:id="rId41">
-        <w:r>
-          <w:rPr>
-            <w:lang w:val="id_ID" w:bidi="id_ID"/>
-          </w:rPr>
-          <w:rPr>
-            <w:color w:val="0000EE"/>
-            <w:u w:val="single"/>
-          </w:rPr>
-          <w:t>Why. 20:7–10</w:t>
-        </w:r>
-      </w:hyperlink>
+      <w:r>
+        <w:rPr>
+          <w:lang w:val="id_ID" w:bidi="id_ID"/>
+        </w:rPr>
+        <w:t>Why. 20:7–10</w:t>
+      </w:r>
       <w:r>
         <w:rPr>
           <w:lang w:val="id_ID" w:bidi="id_ID"/>
         </w:rPr>
         <w:t>). Semua yang mengikuti naga itu dihakimi di hadapan takhta Allah, dan kematian—musuh terbesar umat manusia—dihentikan (</w:t>
       </w:r>
-      <w:hyperlink r:id="rId42">
-        <w:r>
-          <w:rPr>
-            <w:lang w:val="id_ID" w:bidi="id_ID"/>
-          </w:rPr>
-          <w:rPr>
-            <w:color w:val="0000EE"/>
-            <w:u w:val="single"/>
-          </w:rPr>
-          <w:t>Why. 20:11–15</w:t>
-        </w:r>
-      </w:hyperlink>
+      <w:r>
+        <w:rPr>
+          <w:lang w:val="id_ID" w:bidi="id_ID"/>
+        </w:rPr>
+        <w:t>Why. 20:11–15</w:t>
+      </w:r>
       <w:r>
         <w:rPr>
           <w:lang w:val="id_ID" w:bidi="id_ID"/>
@@ -953,54 +773,36 @@
         </w:rPr>
         <w:t>Akhirnya, Yohanes melukis gambaran surga yang menakjubkan, memperluas imajinasi manusia dengan desain, ukuran, dan gambar simbolis (</w:t>
       </w:r>
-      <w:hyperlink r:id="rId43">
-        <w:r>
-          <w:rPr>
-            <w:lang w:val="id_ID" w:bidi="id_ID"/>
-          </w:rPr>
-          <w:rPr>
-            <w:color w:val="0000EE"/>
-            <w:u w:val="single"/>
-          </w:rPr>
-          <w:t>pasal 21–22</w:t>
-        </w:r>
-      </w:hyperlink>
+      <w:r>
+        <w:rPr>
+          <w:lang w:val="id_ID" w:bidi="id_ID"/>
+        </w:rPr>
+        <w:t>pasal 21–22</w:t>
+      </w:r>
       <w:r>
         <w:rPr>
           <w:lang w:val="id_ID" w:bidi="id_ID"/>
         </w:rPr>
         <w:t>). Adegan-adegan ini, dengan visi harapan mereka, menjadi penutup yang tepat untuk Wahyu dan seluruh Alkitab. Roh Kudus dan gereja mengundang semua pembaca untuk datang dan menerima janji kekal Allah (</w:t>
       </w:r>
-      <w:hyperlink r:id="rId44">
-        <w:r>
-          <w:rPr>
-            <w:lang w:val="id_ID" w:bidi="id_ID"/>
-          </w:rPr>
-          <w:rPr>
-            <w:color w:val="0000EE"/>
-            <w:u w:val="single"/>
-          </w:rPr>
-          <w:t>Why. 22:17</w:t>
-        </w:r>
-      </w:hyperlink>
+      <w:r>
+        <w:rPr>
+          <w:lang w:val="id_ID" w:bidi="id_ID"/>
+        </w:rPr>
+        <w:t>Why. 22:17</w:t>
+      </w:r>
       <w:r>
         <w:rPr>
           <w:lang w:val="id_ID" w:bidi="id_ID"/>
         </w:rPr>
         <w:t>). Kitab ini ditutup dengan doa yang terus dipanjatkan oleh mereka yang mengikuti Kristus: “Datanglah, Tuhan Yesus!” (</w:t>
       </w:r>
-      <w:hyperlink r:id="rId45">
-        <w:r>
-          <w:rPr>
-            <w:lang w:val="id_ID" w:bidi="id_ID"/>
-          </w:rPr>
-          <w:rPr>
-            <w:color w:val="0000EE"/>
-            <w:u w:val="single"/>
-          </w:rPr>
-          <w:t>Why. 22:20</w:t>
-        </w:r>
-      </w:hyperlink>
+      <w:r>
+        <w:rPr>
+          <w:lang w:val="id_ID" w:bidi="id_ID"/>
+        </w:rPr>
+        <w:t>Why. 22:20</w:t>
+      </w:r>
       <w:r>
         <w:rPr>
           <w:lang w:val="id_ID" w:bidi="id_ID"/>
@@ -1032,18 +834,12 @@
         </w:rPr>
         <w:t xml:space="preserve">Kitab Wahyu adalah karya menarik yang telah membingungkan banyak pembaca, mungkin karena sifatnya sebagai nubuat dan penyingkapan. Yohanes Calvin, reformator Swiss, menulis komentar tentang setiap Kitab dalam Alkitab kecuali Wahyu, yang menunjukkan bahwa dia tidak yakin sepenuhnya memahami Kitab tersebut. Martin Luther merasa bahwa Wahyu tidak cukup mengajarkan tentang pembenaran oleh iman; oleh karena itu, dia memberikan status sub-kanonik kepada Wahyu, tidak menganggapnya sebagai otoritatif untuk doktrin tetapi hanya untuk kehidupan Kristen. Mengingat kesulitan interpretatif, banyak pengajar Kristen memilih untuk menghindari Kitab Wahyu sepenuhnya, atau hanya membahas surat-surat kepada gereja-gereja (pasal </w:t>
       </w:r>
-      <w:hyperlink r:id="rId17">
-        <w:r>
-          <w:rPr>
-            <w:lang w:val="id_ID" w:bidi="id_ID"/>
-          </w:rPr>
-          <w:rPr>
-            <w:color w:val="0000EE"/>
-            <w:u w:val="single"/>
-          </w:rPr>
-          <w:t>2–3</w:t>
-        </w:r>
-      </w:hyperlink>
+      <w:r>
+        <w:rPr>
+          <w:lang w:val="id_ID" w:bidi="id_ID"/>
+        </w:rPr>
+        <w:t>2–3</w:t>
+      </w:r>
       <w:r>
         <w:rPr>
           <w:lang w:val="id_ID" w:bidi="id_ID"/>
@@ -1089,36 +885,24 @@
         </w:rPr>
         <w:t xml:space="preserve">Seluruh Alkitab diilhami oleh Allah (lihat </w:t>
       </w:r>
-      <w:hyperlink r:id="rId46">
-        <w:r>
-          <w:rPr>
-            <w:lang w:val="id_ID" w:bidi="id_ID"/>
-          </w:rPr>
-          <w:rPr>
-            <w:color w:val="0000EE"/>
-            <w:u w:val="single"/>
-          </w:rPr>
-          <w:t>2Tim. 3:15–17</w:t>
-        </w:r>
-      </w:hyperlink>
+      <w:r>
+        <w:rPr>
+          <w:lang w:val="id_ID" w:bidi="id_ID"/>
+        </w:rPr>
+        <w:t>2Tim. 3:15–17</w:t>
+      </w:r>
       <w:r>
         <w:rPr>
           <w:lang w:val="id_ID" w:bidi="id_ID"/>
         </w:rPr>
         <w:t xml:space="preserve">; </w:t>
       </w:r>
-      <w:hyperlink r:id="rId47">
-        <w:r>
-          <w:rPr>
-            <w:lang w:val="id_ID" w:bidi="id_ID"/>
-          </w:rPr>
-          <w:rPr>
-            <w:color w:val="0000EE"/>
-            <w:u w:val="single"/>
-          </w:rPr>
-          <w:t>2Ptr. 1:20–21</w:t>
-        </w:r>
-      </w:hyperlink>
+      <w:r>
+        <w:rPr>
+          <w:lang w:val="id_ID" w:bidi="id_ID"/>
+        </w:rPr>
+        <w:t>2Ptr. 1:20–21</w:t>
+      </w:r>
       <w:r>
         <w:rPr>
           <w:lang w:val="id_ID" w:bidi="id_ID"/>
@@ -1178,72 +962,48 @@
         </w:rPr>
         <w:t>Karena sifatnya, membaca Wahyu memerlukan imajinasi. Ini seperti memasuki alam mimpi bersama Allah dan menemukan bahwa mimpi tersebut mengandung pesan luar biasa dari-Nya. Alih-alih mencoba memasukkan semua adegan Wahyu ke dalam sistem logis, pembaca akan mendapatkan manfaat dari berpikir dalam gambar. Misalnya, ketika Yohanes mengatakan bahwa “semua rumput hijau terbakar” (</w:t>
       </w:r>
-      <w:hyperlink r:id="rId48">
-        <w:r>
-          <w:rPr>
-            <w:lang w:val="id_ID" w:bidi="id_ID"/>
-          </w:rPr>
-          <w:rPr>
-            <w:color w:val="0000EE"/>
-            <w:u w:val="single"/>
-          </w:rPr>
-          <w:t>Why. 8:7</w:t>
-        </w:r>
-      </w:hyperlink>
+      <w:r>
+        <w:rPr>
+          <w:lang w:val="id_ID" w:bidi="id_ID"/>
+        </w:rPr>
+        <w:t>Why. 8:7</w:t>
+      </w:r>
       <w:r>
         <w:rPr>
           <w:lang w:val="id_ID" w:bidi="id_ID"/>
         </w:rPr>
         <w:t>) dan kemudian mengatakan bahwa belalang diperintahkan untuk tidak “merusak rumput” (</w:t>
       </w:r>
-      <w:hyperlink r:id="rId49">
-        <w:r>
-          <w:rPr>
-            <w:lang w:val="id_ID" w:bidi="id_ID"/>
-          </w:rPr>
-          <w:rPr>
-            <w:color w:val="0000EE"/>
-            <w:u w:val="single"/>
-          </w:rPr>
-          <w:t>Why. 9:4</w:t>
-        </w:r>
-      </w:hyperlink>
+      <w:r>
+        <w:rPr>
+          <w:lang w:val="id_ID" w:bidi="id_ID"/>
+        </w:rPr>
+        <w:t>Why. 9:4</w:t>
+      </w:r>
       <w:r>
         <w:rPr>
           <w:lang w:val="id_ID" w:bidi="id_ID"/>
         </w:rPr>
         <w:t>), pernyataan seperti itu tampak kontradiktif. Ketidaksesuaian ini teratasi ketika kita menyadari bahwa Yohanes menggambarkan apa yang dia lihat dalam dua penglihatan yang berbeda dan bahwa kedua penglihatan tersebut tidak dimaksudkan untuk menceritakan urutan peristiwa—mereka dimaksudkan untuk menggambarkan pesan Allah dalam gambar. Demikian pula, kita membaca dalam Penglihatan surga bahwa “Bait Allah dibuka” (</w:t>
       </w:r>
-      <w:hyperlink r:id="rId50">
-        <w:r>
-          <w:rPr>
-            <w:lang w:val="id_ID" w:bidi="id_ID"/>
-          </w:rPr>
-          <w:rPr>
-            <w:color w:val="0000EE"/>
-            <w:u w:val="single"/>
-          </w:rPr>
-          <w:t>Why. 11:19</w:t>
-        </w:r>
-      </w:hyperlink>
+      <w:r>
+        <w:rPr>
+          <w:lang w:val="id_ID" w:bidi="id_ID"/>
+        </w:rPr>
+        <w:t>Why. 11:19</w:t>
+      </w:r>
       <w:r>
         <w:rPr>
           <w:lang w:val="id_ID" w:bidi="id_ID"/>
         </w:rPr>
         <w:t>), tetapi kemudian kita menemukan “tidak ada bait” di sana (</w:t>
       </w:r>
-      <w:hyperlink r:id="rId51">
-        <w:r>
-          <w:rPr>
-            <w:lang w:val="id_ID" w:bidi="id_ID"/>
-          </w:rPr>
-          <w:rPr>
-            <w:color w:val="0000EE"/>
-            <w:u w:val="single"/>
-          </w:rPr>
-          <w:t>Why. 21:22</w:t>
-        </w:r>
-      </w:hyperlink>
+      <w:r>
+        <w:rPr>
+          <w:lang w:val="id_ID" w:bidi="id_ID"/>
+        </w:rPr>
+        <w:t>Why. 21:22</w:t>
+      </w:r>
       <w:r>
         <w:rPr>
           <w:lang w:val="id_ID" w:bidi="id_ID"/>
@@ -1275,18 +1035,12 @@
         </w:rPr>
         <w:t>Melalui gambar, kata, dan visi, Yohanes dengan luar biasa membawa pikiran kita ke alam imajinasi. Yohanes tidak sendirian dalam menulis dengan cara ini—dia menggunakan jenis sastra yang dikenal untuk menyampaikan pesannya. Karya-karya imajinatif ini disebut "apokaliptik" (dari bahasa Yunani yang berarti "mengungkap") karena mereka mengklaim mengungkapkan visi baru tentang realitas. Karya-karya semacam ini sering ditulis selama masa stres dan penganiayaan yang besar sebagai bentuk dorongan. Tulisan apokaliptik sering menggunakan nama simbolis, angka, dan deskripsi sebagai "kode" sehingga pembaca luar (terutama musuh) yang tidak memiliki kunci kode tidak akan memahami implikasi pesan tersebut. Bagi mereka, karya itu akan tampak seperti omong kosong atau tidak masuk akal. Dalam Wahyu, misalnya, Babel digunakan sebagai kode untuk Roma (</w:t>
       </w:r>
-      <w:hyperlink r:id="rId52">
-        <w:r>
-          <w:rPr>
-            <w:lang w:val="id_ID" w:bidi="id_ID"/>
-          </w:rPr>
-          <w:rPr>
-            <w:color w:val="0000EE"/>
-            <w:u w:val="single"/>
-          </w:rPr>
-          <w:t>Why. 17:5–9</w:t>
-        </w:r>
-      </w:hyperlink>
+      <w:r>
+        <w:rPr>
+          <w:lang w:val="id_ID" w:bidi="id_ID"/>
+        </w:rPr>
+        <w:t>Why. 17:5–9</w:t>
+      </w:r>
       <w:r>
         <w:rPr>
           <w:lang w:val="id_ID" w:bidi="id_ID"/>
@@ -1345,36 +1099,24 @@
         </w:rPr>
         <w:t>Sebagai seorang pelihat atau visioner, Yohanes juga menyebut karyanya sebagai "nubuat" (</w:t>
       </w:r>
-      <w:hyperlink r:id="rId53">
-        <w:r>
-          <w:rPr>
-            <w:lang w:val="id_ID" w:bidi="id_ID"/>
-          </w:rPr>
-          <w:rPr>
-            <w:color w:val="0000EE"/>
-            <w:u w:val="single"/>
-          </w:rPr>
-          <w:t>Why. 1:3</w:t>
-        </w:r>
-      </w:hyperlink>
+      <w:r>
+        <w:rPr>
+          <w:lang w:val="id_ID" w:bidi="id_ID"/>
+        </w:rPr>
+        <w:t>Why. 1:3</w:t>
+      </w:r>
       <w:r>
         <w:rPr>
           <w:lang w:val="id_ID" w:bidi="id_ID"/>
         </w:rPr>
         <w:t xml:space="preserve">; </w:t>
       </w:r>
-      <w:hyperlink r:id="rId54">
-        <w:r>
-          <w:rPr>
-            <w:lang w:val="id_ID" w:bidi="id_ID"/>
-          </w:rPr>
-          <w:rPr>
-            <w:color w:val="0000EE"/>
-            <w:u w:val="single"/>
-          </w:rPr>
-          <w:t>22:7</w:t>
-        </w:r>
-      </w:hyperlink>
+      <w:r>
+        <w:rPr>
+          <w:lang w:val="id_ID" w:bidi="id_ID"/>
+        </w:rPr>
+        <w:t>22:7</w:t>
+      </w:r>
       <w:r>
         <w:rPr>
           <w:lang w:val="id_ID" w:bidi="id_ID"/>
@@ -1433,180 +1175,120 @@
         </w:rPr>
         <w:t xml:space="preserve">Sebaliknya, buku-buku yang dikumpulkan dalam Perjanjian Baru ditulis dengan nama penulisnya sendiri (lihat </w:t>
       </w:r>
-      <w:hyperlink r:id="rId55">
-        <w:r>
-          <w:rPr>
-            <w:lang w:val="id_ID" w:bidi="id_ID"/>
-          </w:rPr>
-          <w:rPr>
-            <w:color w:val="0000EE"/>
-            <w:u w:val="single"/>
-          </w:rPr>
-          <w:t>Rm. 1:1</w:t>
-        </w:r>
-      </w:hyperlink>
+      <w:r>
+        <w:rPr>
+          <w:lang w:val="id_ID" w:bidi="id_ID"/>
+        </w:rPr>
+        <w:t>Rm. 1:1</w:t>
+      </w:r>
       <w:r>
         <w:rPr>
           <w:lang w:val="id_ID" w:bidi="id_ID"/>
         </w:rPr>
         <w:t xml:space="preserve">; </w:t>
       </w:r>
-      <w:hyperlink r:id="rId56">
-        <w:r>
-          <w:rPr>
-            <w:lang w:val="id_ID" w:bidi="id_ID"/>
-          </w:rPr>
-          <w:rPr>
-            <w:color w:val="0000EE"/>
-            <w:u w:val="single"/>
-          </w:rPr>
-          <w:t>2Tes. 3:17</w:t>
-        </w:r>
-      </w:hyperlink>
+      <w:r>
+        <w:rPr>
+          <w:lang w:val="id_ID" w:bidi="id_ID"/>
+        </w:rPr>
+        <w:t>2Tes. 3:17</w:t>
+      </w:r>
       <w:r>
         <w:rPr>
           <w:lang w:val="id_ID" w:bidi="id_ID"/>
         </w:rPr>
         <w:t>) atau secara sah bersifat apostolik meskipun mereka tidak menyebutkan penulis dengan nama (misalnya, Matius, Ibrani). Penulis Wahyu mengidentifikasi dirinya hanya sebagai Yohanes (</w:t>
       </w:r>
-      <w:hyperlink r:id="rId57">
-        <w:r>
-          <w:rPr>
-            <w:lang w:val="id_ID" w:bidi="id_ID"/>
-          </w:rPr>
-          <w:rPr>
-            <w:color w:val="0000EE"/>
-            <w:u w:val="single"/>
-          </w:rPr>
-          <w:t>Why. 1:1</w:t>
-        </w:r>
-      </w:hyperlink>
+      <w:r>
+        <w:rPr>
+          <w:lang w:val="id_ID" w:bidi="id_ID"/>
+        </w:rPr>
+        <w:t>Why. 1:1</w:t>
+      </w:r>
       <w:r>
         <w:rPr>
           <w:lang w:val="id_ID" w:bidi="id_ID"/>
         </w:rPr>
         <w:t xml:space="preserve">, </w:t>
       </w:r>
-      <w:hyperlink r:id="rId58">
-        <w:r>
-          <w:rPr>
-            <w:lang w:val="id_ID" w:bidi="id_ID"/>
-          </w:rPr>
-          <w:rPr>
-            <w:color w:val="0000EE"/>
-            <w:u w:val="single"/>
-          </w:rPr>
-          <w:t>4</w:t>
-        </w:r>
-      </w:hyperlink>
+      <w:r>
+        <w:rPr>
+          <w:lang w:val="id_ID" w:bidi="id_ID"/>
+        </w:rPr>
+        <w:t>4</w:t>
+      </w:r>
       <w:r>
         <w:rPr>
           <w:lang w:val="id_ID" w:bidi="id_ID"/>
         </w:rPr>
         <w:t xml:space="preserve">, </w:t>
       </w:r>
-      <w:hyperlink r:id="rId59">
-        <w:r>
-          <w:rPr>
-            <w:lang w:val="id_ID" w:bidi="id_ID"/>
-          </w:rPr>
-          <w:rPr>
-            <w:color w:val="0000EE"/>
-            <w:u w:val="single"/>
-          </w:rPr>
-          <w:t>9</w:t>
-        </w:r>
-      </w:hyperlink>
+      <w:r>
+        <w:rPr>
+          <w:lang w:val="id_ID" w:bidi="id_ID"/>
+        </w:rPr>
+        <w:t>9</w:t>
+      </w:r>
       <w:r>
         <w:rPr>
           <w:lang w:val="id_ID" w:bidi="id_ID"/>
         </w:rPr>
         <w:t>). Dalam gereja awal, Yohanes ini umumnya diidentifikasi sebagai rasul Yohanes, yang merujuk dirinya dalam Injil yang menyandang namanya sebagai “murid yang dikasihi Yesus” (</w:t>
       </w:r>
-      <w:hyperlink r:id="rId60">
-        <w:r>
-          <w:rPr>
-            <w:lang w:val="id_ID" w:bidi="id_ID"/>
-          </w:rPr>
-          <w:rPr>
-            <w:color w:val="0000EE"/>
-            <w:u w:val="single"/>
-          </w:rPr>
-          <w:t>Yohanes 13:23</w:t>
-        </w:r>
-      </w:hyperlink>
+      <w:r>
+        <w:rPr>
+          <w:lang w:val="id_ID" w:bidi="id_ID"/>
+        </w:rPr>
+        <w:t>Yohanes 13:23</w:t>
+      </w:r>
       <w:r>
         <w:rPr>
           <w:lang w:val="id_ID" w:bidi="id_ID"/>
         </w:rPr>
         <w:t xml:space="preserve">; </w:t>
       </w:r>
-      <w:hyperlink r:id="rId61">
-        <w:r>
-          <w:rPr>
-            <w:lang w:val="id_ID" w:bidi="id_ID"/>
-          </w:rPr>
-          <w:rPr>
-            <w:color w:val="0000EE"/>
-            <w:u w:val="single"/>
-          </w:rPr>
-          <w:t>19:26</w:t>
-        </w:r>
-      </w:hyperlink>
+      <w:r>
+        <w:rPr>
+          <w:lang w:val="id_ID" w:bidi="id_ID"/>
+        </w:rPr>
+        <w:t>19:26</w:t>
+      </w:r>
       <w:r>
         <w:rPr>
           <w:lang w:val="id_ID" w:bidi="id_ID"/>
         </w:rPr>
         <w:t xml:space="preserve">; </w:t>
       </w:r>
-      <w:hyperlink r:id="rId62">
-        <w:r>
-          <w:rPr>
-            <w:lang w:val="id_ID" w:bidi="id_ID"/>
-          </w:rPr>
-          <w:rPr>
-            <w:color w:val="0000EE"/>
-            <w:u w:val="single"/>
-          </w:rPr>
-          <w:t>20:2</w:t>
-        </w:r>
-      </w:hyperlink>
+      <w:r>
+        <w:rPr>
+          <w:lang w:val="id_ID" w:bidi="id_ID"/>
+        </w:rPr>
+        <w:t>20:2</w:t>
+      </w:r>
       <w:r>
         <w:rPr>
           <w:lang w:val="id_ID" w:bidi="id_ID"/>
         </w:rPr>
         <w:t xml:space="preserve">; </w:t>
       </w:r>
-      <w:hyperlink r:id="rId63">
-        <w:r>
-          <w:rPr>
-            <w:lang w:val="id_ID" w:bidi="id_ID"/>
-          </w:rPr>
-          <w:rPr>
-            <w:color w:val="0000EE"/>
-            <w:u w:val="single"/>
-          </w:rPr>
-          <w:t>21:7</w:t>
-        </w:r>
-      </w:hyperlink>
+      <w:r>
+        <w:rPr>
+          <w:lang w:val="id_ID" w:bidi="id_ID"/>
+        </w:rPr>
+        <w:t>21:7</w:t>
+      </w:r>
       <w:r>
         <w:rPr>
           <w:lang w:val="id_ID" w:bidi="id_ID"/>
         </w:rPr>
         <w:t>); dalam surat-suratnya, ia menyebut dirinya “penatua” (</w:t>
       </w:r>
-      <w:hyperlink r:id="rId64">
-        <w:r>
-          <w:rPr>
-            <w:lang w:val="id_ID" w:bidi="id_ID"/>
-          </w:rPr>
-          <w:rPr>
-            <w:color w:val="0000EE"/>
-            <w:u w:val="single"/>
-          </w:rPr>
-          <w:t>3Yoh. 1:1</w:t>
-        </w:r>
-      </w:hyperlink>
+      <w:r>
+        <w:rPr>
+          <w:lang w:val="id_ID" w:bidi="id_ID"/>
+        </w:rPr>
+        <w:t>3Yoh. 1:1</w:t>
+      </w:r>
       <w:r>
         <w:rPr>
           <w:lang w:val="id_ID" w:bidi="id_ID"/>
@@ -1638,18 +1320,12 @@
         </w:rPr>
         <w:t>Yohanes menerima penglihatan yang disampaikan dalam Wahyu ketika dia menjadi tahanan politik dan agama di Patmos, sebuah pulau berbatu yang digunakan sebagai penjara Romawi di lepas pantai barat Asia Kecil dekat Efesus (</w:t>
       </w:r>
-      <w:hyperlink r:id="rId59">
-        <w:r>
-          <w:rPr>
-            <w:lang w:val="id_ID" w:bidi="id_ID"/>
-          </w:rPr>
-          <w:rPr>
-            <w:color w:val="0000EE"/>
-            <w:u w:val="single"/>
-          </w:rPr>
-          <w:t>Why. 1:9</w:t>
-        </w:r>
-      </w:hyperlink>
+      <w:r>
+        <w:rPr>
+          <w:lang w:val="id_ID" w:bidi="id_ID"/>
+        </w:rPr>
+        <w:t>Why. 1:9</w:t>
+      </w:r>
       <w:r>
         <w:rPr>
           <w:lang w:val="id_ID" w:bidi="id_ID"/>
@@ -1670,18 +1346,12 @@
         </w:rPr>
         <w:t>Yohanes mungkin menulis Wahyu pada tahun-tahun akhir pemerintahan Domitianus (94–96 M) atau segera setelahnya (96–99 M). Delapan raja (</w:t>
       </w:r>
-      <w:hyperlink r:id="rId65">
-        <w:r>
-          <w:rPr>
-            <w:lang w:val="id_ID" w:bidi="id_ID"/>
-          </w:rPr>
-          <w:rPr>
-            <w:color w:val="0000EE"/>
-            <w:u w:val="single"/>
-          </w:rPr>
-          <w:t>Why. 17:7–11</w:t>
-        </w:r>
-      </w:hyperlink>
+      <w:r>
+        <w:rPr>
+          <w:lang w:val="id_ID" w:bidi="id_ID"/>
+        </w:rPr>
+        <w:t>Why. 17:7–11</w:t>
+      </w:r>
       <w:r>
         <w:rPr>
           <w:lang w:val="id_ID" w:bidi="id_ID"/>
@@ -1702,90 +1372,60 @@
         </w:rPr>
         <w:t>Selama periode ini, umat Kristen menghadapi penderitaan dan penganiayaan yang berat (</w:t>
       </w:r>
-      <w:hyperlink r:id="rId66">
-        <w:r>
-          <w:rPr>
-            <w:lang w:val="id_ID" w:bidi="id_ID"/>
-          </w:rPr>
-          <w:rPr>
-            <w:color w:val="0000EE"/>
-            <w:u w:val="single"/>
-          </w:rPr>
-          <w:t>Why. 2:9</w:t>
-        </w:r>
-      </w:hyperlink>
+      <w:r>
+        <w:rPr>
+          <w:lang w:val="id_ID" w:bidi="id_ID"/>
+        </w:rPr>
+        <w:t>Why. 2:9</w:t>
+      </w:r>
       <w:r>
         <w:rPr>
           <w:lang w:val="id_ID" w:bidi="id_ID"/>
         </w:rPr>
         <w:t xml:space="preserve">, </w:t>
       </w:r>
-      <w:hyperlink r:id="rId67">
-        <w:r>
-          <w:rPr>
-            <w:lang w:val="id_ID" w:bidi="id_ID"/>
-          </w:rPr>
-          <w:rPr>
-            <w:color w:val="0000EE"/>
-            <w:u w:val="single"/>
-          </w:rPr>
-          <w:t>13</w:t>
-        </w:r>
-      </w:hyperlink>
+      <w:r>
+        <w:rPr>
+          <w:lang w:val="id_ID" w:bidi="id_ID"/>
+        </w:rPr>
+        <w:t>13</w:t>
+      </w:r>
       <w:r>
         <w:rPr>
           <w:lang w:val="id_ID" w:bidi="id_ID"/>
         </w:rPr>
         <w:t xml:space="preserve">; </w:t>
       </w:r>
-      <w:hyperlink r:id="rId68">
-        <w:r>
-          <w:rPr>
-            <w:lang w:val="id_ID" w:bidi="id_ID"/>
-          </w:rPr>
-          <w:rPr>
-            <w:color w:val="0000EE"/>
-            <w:u w:val="single"/>
-          </w:rPr>
-          <w:t>3:9</w:t>
-        </w:r>
-      </w:hyperlink>
+      <w:r>
+        <w:rPr>
+          <w:lang w:val="id_ID" w:bidi="id_ID"/>
+        </w:rPr>
+        <w:t>3:9</w:t>
+      </w:r>
       <w:r>
         <w:rPr>
           <w:lang w:val="id_ID" w:bidi="id_ID"/>
         </w:rPr>
         <w:t xml:space="preserve">; </w:t>
       </w:r>
-      <w:hyperlink r:id="rId69">
-        <w:r>
-          <w:rPr>
-            <w:lang w:val="id_ID" w:bidi="id_ID"/>
-          </w:rPr>
-          <w:rPr>
-            <w:color w:val="0000EE"/>
-            <w:u w:val="single"/>
-          </w:rPr>
-          <w:t>13:7</w:t>
-        </w:r>
-      </w:hyperlink>
+      <w:r>
+        <w:rPr>
+          <w:lang w:val="id_ID" w:bidi="id_ID"/>
+        </w:rPr>
+        <w:t>13:7</w:t>
+      </w:r>
       <w:r>
         <w:rPr>
           <w:lang w:val="id_ID" w:bidi="id_ID"/>
         </w:rPr>
         <w:t>). Yohanes mengajak para pembacanya untuk tetap bertahan dan setia (</w:t>
       </w:r>
-      <w:hyperlink r:id="rId70">
-        <w:r>
-          <w:rPr>
-            <w:lang w:val="id_ID" w:bidi="id_ID"/>
-          </w:rPr>
-          <w:rPr>
-            <w:color w:val="0000EE"/>
-            <w:u w:val="single"/>
-          </w:rPr>
-          <w:t>Why. 13:10</w:t>
-        </w:r>
-      </w:hyperlink>
+      <w:r>
+        <w:rPr>
+          <w:lang w:val="id_ID" w:bidi="id_ID"/>
+        </w:rPr>
+        <w:t>Why. 13:10</w:t>
+      </w:r>
       <w:r>
         <w:rPr>
           <w:lang w:val="id_ID" w:bidi="id_ID"/>
@@ -1817,18 +1457,12 @@
         </w:rPr>
         <w:t xml:space="preserve">Penerima Kitab Wahyu adalah gereja-gereja di provinsi Romawi di Asia (bagian barat Turki modern). Tujuh kota yang disebutkan dalam </w:t>
       </w:r>
-      <w:hyperlink r:id="rId71">
-        <w:r>
-          <w:rPr>
-            <w:lang w:val="id_ID" w:bidi="id_ID"/>
-          </w:rPr>
-          <w:rPr>
-            <w:color w:val="0000EE"/>
-            <w:u w:val="single"/>
-          </w:rPr>
-          <w:t>pasal 1–3</w:t>
-        </w:r>
-      </w:hyperlink>
+      <w:r>
+        <w:rPr>
+          <w:lang w:val="id_ID" w:bidi="id_ID"/>
+        </w:rPr>
+        <w:t>pasal 1–3</w:t>
+      </w:r>
       <w:r>
         <w:rPr>
           <w:lang w:val="id_ID" w:bidi="id_ID"/>
@@ -1860,90 +1494,60 @@
         </w:rPr>
         <w:t xml:space="preserve">Wahyu menggambarkan sifat jahat yang mencolok sambil menekankan bagaimana Allah selalu hadir dan bekerja untuk mencapai tujuan-Nya demi umat-Nya. Bahkan kejahatan hanya dapat melakukan apa yang Allah izinkan (misalnya, </w:t>
       </w:r>
-      <w:hyperlink r:id="rId72">
-        <w:r>
-          <w:rPr>
-            <w:lang w:val="id_ID" w:bidi="id_ID"/>
-          </w:rPr>
-          <w:rPr>
-            <w:color w:val="0000EE"/>
-            <w:u w:val="single"/>
-          </w:rPr>
-          <w:t>Why. 6:3–4</w:t>
-        </w:r>
-      </w:hyperlink>
+      <w:r>
+        <w:rPr>
+          <w:lang w:val="id_ID" w:bidi="id_ID"/>
+        </w:rPr>
+        <w:t>Why. 6:3–4</w:t>
+      </w:r>
       <w:r>
         <w:rPr>
           <w:lang w:val="id_ID" w:bidi="id_ID"/>
         </w:rPr>
         <w:t xml:space="preserve">, </w:t>
       </w:r>
-      <w:hyperlink r:id="rId73">
-        <w:r>
-          <w:rPr>
-            <w:lang w:val="id_ID" w:bidi="id_ID"/>
-          </w:rPr>
-          <w:rPr>
-            <w:color w:val="0000EE"/>
-            <w:u w:val="single"/>
-          </w:rPr>
-          <w:t>7–8</w:t>
-        </w:r>
-      </w:hyperlink>
+      <w:r>
+        <w:rPr>
+          <w:lang w:val="id_ID" w:bidi="id_ID"/>
+        </w:rPr>
+        <w:t>7–8</w:t>
+      </w:r>
       <w:r>
         <w:rPr>
           <w:lang w:val="id_ID" w:bidi="id_ID"/>
         </w:rPr>
         <w:t xml:space="preserve">; </w:t>
       </w:r>
-      <w:hyperlink r:id="rId74">
-        <w:r>
-          <w:rPr>
-            <w:lang w:val="id_ID" w:bidi="id_ID"/>
-          </w:rPr>
-          <w:rPr>
-            <w:color w:val="0000EE"/>
-            <w:u w:val="single"/>
-          </w:rPr>
-          <w:t>13:5–7</w:t>
-        </w:r>
-      </w:hyperlink>
+      <w:r>
+        <w:rPr>
+          <w:lang w:val="id_ID" w:bidi="id_ID"/>
+        </w:rPr>
+        <w:t>13:5–7</w:t>
+      </w:r>
       <w:r>
         <w:rPr>
           <w:lang w:val="id_ID" w:bidi="id_ID"/>
         </w:rPr>
         <w:t>). Yesus adalah “Alfa dan Omega” (</w:t>
       </w:r>
-      <w:hyperlink r:id="rId75">
-        <w:r>
-          <w:rPr>
-            <w:lang w:val="id_ID" w:bidi="id_ID"/>
-          </w:rPr>
-          <w:rPr>
-            <w:color w:val="0000EE"/>
-            <w:u w:val="single"/>
-          </w:rPr>
-          <w:t>Why. 1:8</w:t>
-        </w:r>
-      </w:hyperlink>
+      <w:r>
+        <w:rPr>
+          <w:lang w:val="id_ID" w:bidi="id_ID"/>
+        </w:rPr>
+        <w:t>Why. 1:8</w:t>
+      </w:r>
       <w:r>
         <w:rPr>
           <w:lang w:val="id_ID" w:bidi="id_ID"/>
         </w:rPr>
         <w:t>), Tuhan atas seluruh sejarah dari awal hingga akhir. Pada akhirnya, kekuatan jahat tidak berguna. Setan sudah kalah dalam perang (</w:t>
       </w:r>
-      <w:hyperlink r:id="rId76">
-        <w:r>
-          <w:rPr>
-            <w:lang w:val="id_ID" w:bidi="id_ID"/>
-          </w:rPr>
-          <w:rPr>
-            <w:color w:val="0000EE"/>
-            <w:u w:val="single"/>
-          </w:rPr>
-          <w:t>Why. 12:12</w:t>
-        </w:r>
-      </w:hyperlink>
+      <w:r>
+        <w:rPr>
+          <w:lang w:val="id_ID" w:bidi="id_ID"/>
+        </w:rPr>
+        <w:t>Why. 12:12</w:t>
+      </w:r>
       <w:r>
         <w:rPr>
           <w:lang w:val="id_ID" w:bidi="id_ID"/>
@@ -1964,324 +1568,216 @@
         </w:rPr>
         <w:t>Wahyu menjelaskan bahwa apa yang dilakukan di bumi memiliki konsekuensi abadi. Hamba-hamba Allah yang menderita mungkin kadang-kadang bertanya-tanya apakah Yesus cukup kuat untuk mencapai tujuan keselamatan Allah (</w:t>
       </w:r>
-      <w:hyperlink r:id="rId77">
-        <w:r>
-          <w:rPr>
-            <w:lang w:val="id_ID" w:bidi="id_ID"/>
-          </w:rPr>
-          <w:rPr>
-            <w:color w:val="0000EE"/>
-            <w:u w:val="single"/>
-          </w:rPr>
-          <w:t>Why. 6:9–10</w:t>
-        </w:r>
-      </w:hyperlink>
+      <w:r>
+        <w:rPr>
+          <w:lang w:val="id_ID" w:bidi="id_ID"/>
+        </w:rPr>
+        <w:t>Why. 6:9–10</w:t>
+      </w:r>
       <w:r>
         <w:rPr>
           <w:lang w:val="id_ID" w:bidi="id_ID"/>
         </w:rPr>
         <w:t>). Meskipun ada banyak kejahatan di dunia, Wahyu meyakinkan pembaca bahwa Anak Domba Allah yang disalibkan dan dibangkitkan benar-benar adalah Singa yang kuat dari suku Yehuda (</w:t>
       </w:r>
-      <w:hyperlink r:id="rId78">
-        <w:r>
-          <w:rPr>
-            <w:lang w:val="id_ID" w:bidi="id_ID"/>
-          </w:rPr>
-          <w:rPr>
-            <w:color w:val="0000EE"/>
-            <w:u w:val="single"/>
-          </w:rPr>
-          <w:t>Why. 5:5–6</w:t>
-        </w:r>
-      </w:hyperlink>
+      <w:r>
+        <w:rPr>
+          <w:lang w:val="id_ID" w:bidi="id_ID"/>
+        </w:rPr>
+        <w:t>Why. 5:5–6</w:t>
+      </w:r>
       <w:r>
         <w:rPr>
           <w:lang w:val="id_ID" w:bidi="id_ID"/>
         </w:rPr>
         <w:t>). Dia sepenuhnya layak menerima pujian kita (</w:t>
       </w:r>
-      <w:hyperlink r:id="rId79">
-        <w:r>
-          <w:rPr>
-            <w:lang w:val="id_ID" w:bidi="id_ID"/>
-          </w:rPr>
-          <w:rPr>
-            <w:color w:val="0000EE"/>
-            <w:u w:val="single"/>
-          </w:rPr>
-          <w:t>Why. 5:12</w:t>
-        </w:r>
-      </w:hyperlink>
+      <w:r>
+        <w:rPr>
+          <w:lang w:val="id_ID" w:bidi="id_ID"/>
+        </w:rPr>
+        <w:t>Why. 5:12</w:t>
+      </w:r>
       <w:r>
         <w:rPr>
           <w:lang w:val="id_ID" w:bidi="id_ID"/>
         </w:rPr>
         <w:t>) karena Dua adalah satu dengan Allah yang kekal (</w:t>
       </w:r>
-      <w:hyperlink r:id="rId80">
-        <w:r>
-          <w:rPr>
-            <w:lang w:val="id_ID" w:bidi="id_ID"/>
-          </w:rPr>
-          <w:rPr>
-            <w:color w:val="0000EE"/>
-            <w:u w:val="single"/>
-          </w:rPr>
-          <w:t>Why. 5:13–14</w:t>
-        </w:r>
-      </w:hyperlink>
+      <w:r>
+        <w:rPr>
+          <w:lang w:val="id_ID" w:bidi="id_ID"/>
+        </w:rPr>
+        <w:t>Why. 5:13–14</w:t>
+      </w:r>
       <w:r>
         <w:rPr>
           <w:lang w:val="id_ID" w:bidi="id_ID"/>
         </w:rPr>
         <w:t>). Meskipun cara-cara dunia menghasilkan perang, kekerasan, ketidakseimbangan ekonomi, dan kematian (</w:t>
       </w:r>
-      <w:hyperlink r:id="rId81">
-        <w:r>
-          <w:rPr>
-            <w:lang w:val="id_ID" w:bidi="id_ID"/>
-          </w:rPr>
-          <w:rPr>
-            <w:color w:val="0000EE"/>
-            <w:u w:val="single"/>
-          </w:rPr>
-          <w:t>Why. 6:1–8</w:t>
-        </w:r>
-      </w:hyperlink>
+      <w:r>
+        <w:rPr>
+          <w:lang w:val="id_ID" w:bidi="id_ID"/>
+        </w:rPr>
+        <w:t>Why. 6:1–8</w:t>
+      </w:r>
       <w:r>
         <w:rPr>
           <w:lang w:val="id_ID" w:bidi="id_ID"/>
         </w:rPr>
         <w:t>), dan meskipun beberapa orang tampaknya mendapat keuntungan dari persekutuan dengan kejahatan (</w:t>
       </w:r>
-      <w:hyperlink r:id="rId82">
-        <w:r>
-          <w:rPr>
-            <w:lang w:val="id_ID" w:bidi="id_ID"/>
-          </w:rPr>
-          <w:rPr>
-            <w:color w:val="0000EE"/>
-            <w:u w:val="single"/>
-          </w:rPr>
-          <w:t>Why. 13:15–17</w:t>
-        </w:r>
-      </w:hyperlink>
+      <w:r>
+        <w:rPr>
+          <w:lang w:val="id_ID" w:bidi="id_ID"/>
+        </w:rPr>
+        <w:t>Why. 13:15–17</w:t>
+      </w:r>
       <w:r>
         <w:rPr>
           <w:lang w:val="id_ID" w:bidi="id_ID"/>
         </w:rPr>
         <w:t>), hal-hal ini pada akhirnya akan menuai kesusahan dan kehancuran (</w:t>
       </w:r>
-      <w:hyperlink r:id="rId83">
-        <w:r>
-          <w:rPr>
-            <w:lang w:val="id_ID" w:bidi="id_ID"/>
-          </w:rPr>
-          <w:rPr>
-            <w:color w:val="0000EE"/>
-            <w:u w:val="single"/>
-          </w:rPr>
-          <w:t>Why. 18:9–24</w:t>
-        </w:r>
-      </w:hyperlink>
+      <w:r>
+        <w:rPr>
+          <w:lang w:val="id_ID" w:bidi="id_ID"/>
+        </w:rPr>
+        <w:t>Why. 18:9–24</w:t>
+      </w:r>
       <w:r>
         <w:rPr>
           <w:lang w:val="id_ID" w:bidi="id_ID"/>
         </w:rPr>
         <w:t>). Umat Allah mungkin dianiaya dan mati karena iman mereka (</w:t>
       </w:r>
-      <w:hyperlink r:id="rId69">
-        <w:r>
-          <w:rPr>
-            <w:lang w:val="id_ID" w:bidi="id_ID"/>
-          </w:rPr>
-          <w:rPr>
-            <w:color w:val="0000EE"/>
-            <w:u w:val="single"/>
-          </w:rPr>
-          <w:t>Why. 13:7</w:t>
-        </w:r>
-      </w:hyperlink>
+      <w:r>
+        <w:rPr>
+          <w:lang w:val="id_ID" w:bidi="id_ID"/>
+        </w:rPr>
+        <w:t>Why. 13:7</w:t>
+      </w:r>
       <w:r>
         <w:rPr>
           <w:lang w:val="id_ID" w:bidi="id_ID"/>
         </w:rPr>
         <w:t>), tetapi mereka pada akhirnya akan menang bersama Kristus (</w:t>
       </w:r>
-      <w:hyperlink r:id="rId84">
-        <w:r>
-          <w:rPr>
-            <w:lang w:val="id_ID" w:bidi="id_ID"/>
-          </w:rPr>
-          <w:rPr>
-            <w:color w:val="0000EE"/>
-            <w:u w:val="single"/>
-          </w:rPr>
-          <w:t>Why. 14:1–3</w:t>
-        </w:r>
-      </w:hyperlink>
+      <w:r>
+        <w:rPr>
+          <w:lang w:val="id_ID" w:bidi="id_ID"/>
+        </w:rPr>
+        <w:t>Why. 14:1–3</w:t>
+      </w:r>
       <w:r>
         <w:rPr>
           <w:lang w:val="id_ID" w:bidi="id_ID"/>
         </w:rPr>
         <w:t>) karena mereka telah ditandai dengan meterai Allah (</w:t>
       </w:r>
-      <w:hyperlink r:id="rId85">
-        <w:r>
-          <w:rPr>
-            <w:lang w:val="id_ID" w:bidi="id_ID"/>
-          </w:rPr>
-          <w:rPr>
-            <w:color w:val="0000EE"/>
-            <w:u w:val="single"/>
-          </w:rPr>
-          <w:t>Why. 7:4</w:t>
-        </w:r>
-      </w:hyperlink>
+      <w:r>
+        <w:rPr>
+          <w:lang w:val="id_ID" w:bidi="id_ID"/>
+        </w:rPr>
+        <w:t>Why. 7:4</w:t>
+      </w:r>
       <w:r>
         <w:rPr>
           <w:lang w:val="id_ID" w:bidi="id_ID"/>
         </w:rPr>
         <w:t>) dan telah diberikan jubah putih kemenangan (</w:t>
       </w:r>
-      <w:hyperlink r:id="rId86">
-        <w:r>
-          <w:rPr>
-            <w:lang w:val="id_ID" w:bidi="id_ID"/>
-          </w:rPr>
-          <w:rPr>
-            <w:color w:val="0000EE"/>
-            <w:u w:val="single"/>
-          </w:rPr>
-          <w:t>Why. 6:11</w:t>
-        </w:r>
-      </w:hyperlink>
+      <w:r>
+        <w:rPr>
+          <w:lang w:val="id_ID" w:bidi="id_ID"/>
+        </w:rPr>
+        <w:t>Why. 6:11</w:t>
+      </w:r>
       <w:r>
         <w:rPr>
           <w:lang w:val="id_ID" w:bidi="id_ID"/>
         </w:rPr>
         <w:t xml:space="preserve">; </w:t>
       </w:r>
-      <w:hyperlink r:id="rId87">
-        <w:r>
-          <w:rPr>
-            <w:lang w:val="id_ID" w:bidi="id_ID"/>
-          </w:rPr>
-          <w:rPr>
-            <w:color w:val="0000EE"/>
-            <w:u w:val="single"/>
-          </w:rPr>
-          <w:t>7:9</w:t>
-        </w:r>
-      </w:hyperlink>
+      <w:r>
+        <w:rPr>
+          <w:lang w:val="id_ID" w:bidi="id_ID"/>
+        </w:rPr>
+        <w:t>7:9</w:t>
+      </w:r>
       <w:r>
         <w:rPr>
           <w:lang w:val="id_ID" w:bidi="id_ID"/>
         </w:rPr>
         <w:t>). Mereka akan memiliki akses ke tempat tinggal surgawi mereka (</w:t>
       </w:r>
-      <w:hyperlink r:id="rId88">
-        <w:r>
-          <w:rPr>
-            <w:lang w:val="id_ID" w:bidi="id_ID"/>
-          </w:rPr>
-          <w:rPr>
-            <w:color w:val="0000EE"/>
-            <w:u w:val="single"/>
-          </w:rPr>
-          <w:t>Why. 21:7</w:t>
-        </w:r>
-      </w:hyperlink>
+      <w:r>
+        <w:rPr>
+          <w:lang w:val="id_ID" w:bidi="id_ID"/>
+        </w:rPr>
+        <w:t>Why. 21:7</w:t>
+      </w:r>
       <w:r>
         <w:rPr>
           <w:lang w:val="id_ID" w:bidi="id_ID"/>
         </w:rPr>
         <w:t>), akan terus memuji Allah dan Anak Domba (</w:t>
       </w:r>
-      <w:hyperlink r:id="rId89">
-        <w:r>
-          <w:rPr>
-            <w:lang w:val="id_ID" w:bidi="id_ID"/>
-          </w:rPr>
-          <w:rPr>
-            <w:color w:val="0000EE"/>
-            <w:u w:val="single"/>
-          </w:rPr>
-          <w:t>Why. 7:10</w:t>
-        </w:r>
-      </w:hyperlink>
+      <w:r>
+        <w:rPr>
+          <w:lang w:val="id_ID" w:bidi="id_ID"/>
+        </w:rPr>
+        <w:t>Why. 7:10</w:t>
+      </w:r>
       <w:r>
         <w:rPr>
           <w:lang w:val="id_ID" w:bidi="id_ID"/>
         </w:rPr>
         <w:t>), dan akan hidup selamanya (</w:t>
       </w:r>
-      <w:hyperlink r:id="rId90">
-        <w:r>
-          <w:rPr>
-            <w:lang w:val="id_ID" w:bidi="id_ID"/>
-          </w:rPr>
-          <w:rPr>
-            <w:color w:val="0000EE"/>
-            <w:u w:val="single"/>
-          </w:rPr>
-          <w:t>Why. 22:5</w:t>
-        </w:r>
-      </w:hyperlink>
+      <w:r>
+        <w:rPr>
+          <w:lang w:val="id_ID" w:bidi="id_ID"/>
+        </w:rPr>
+        <w:t>Why. 22:5</w:t>
+      </w:r>
       <w:r>
         <w:rPr>
           <w:lang w:val="id_ID" w:bidi="id_ID"/>
         </w:rPr>
         <w:t>). Kitab Wahyu mengingatkan pembaca bahwa kemenangan agung atas kekuatan kejahatan telah dimenangkan di salib (</w:t>
       </w:r>
-      <w:hyperlink r:id="rId78">
-        <w:r>
-          <w:rPr>
-            <w:lang w:val="id_ID" w:bidi="id_ID"/>
-          </w:rPr>
-          <w:rPr>
-            <w:color w:val="0000EE"/>
-            <w:u w:val="single"/>
-          </w:rPr>
-          <w:t>Why. 5:5–6</w:t>
-        </w:r>
-      </w:hyperlink>
+      <w:r>
+        <w:rPr>
+          <w:lang w:val="id_ID" w:bidi="id_ID"/>
+        </w:rPr>
+        <w:t>Why. 5:5–6</w:t>
+      </w:r>
       <w:r>
         <w:rPr>
           <w:lang w:val="id_ID" w:bidi="id_ID"/>
         </w:rPr>
         <w:t>). Armagedon adalah tindakan pembangkangan putus asa oleh musuh yang sudah dikalahkan. Sementara Setan diizinkan untuk membunuh orang-orang kudus (</w:t>
       </w:r>
-      <w:hyperlink r:id="rId69">
-        <w:r>
-          <w:rPr>
-            <w:lang w:val="id_ID" w:bidi="id_ID"/>
-          </w:rPr>
-          <w:rPr>
-            <w:color w:val="0000EE"/>
-            <w:u w:val="single"/>
-          </w:rPr>
-          <w:t>Why. 13:7</w:t>
-        </w:r>
-      </w:hyperlink>
+      <w:r>
+        <w:rPr>
+          <w:lang w:val="id_ID" w:bidi="id_ID"/>
+        </w:rPr>
+        <w:t>Why. 13:7</w:t>
+      </w:r>
       <w:r>
         <w:rPr>
           <w:lang w:val="id_ID" w:bidi="id_ID"/>
         </w:rPr>
         <w:t>), mereka telah mengalahkannya melalui Kristus dan kesaksian mereka sendiri (</w:t>
       </w:r>
-      <w:hyperlink r:id="rId91">
-        <w:r>
-          <w:rPr>
-            <w:lang w:val="id_ID" w:bidi="id_ID"/>
-          </w:rPr>
-          <w:rPr>
-            <w:color w:val="0000EE"/>
-            <w:u w:val="single"/>
-          </w:rPr>
-          <w:t>Why. 12:11</w:t>
-        </w:r>
-      </w:hyperlink>
+      <w:r>
+        <w:rPr>
+          <w:lang w:val="id_ID" w:bidi="id_ID"/>
+        </w:rPr>
+        <w:t>Why. 12:11</w:t>
+      </w:r>
       <w:r>
         <w:rPr>
           <w:lang w:val="id_ID" w:bidi="id_ID"/>
@@ -2302,396 +1798,264 @@
         </w:rPr>
         <w:t>Pesan untuk orang Kristen yang menderita di tangan hamba-hamba Setan adalah untuk tidak menangis atau takut (</w:t>
       </w:r>
-      <w:hyperlink r:id="rId92">
-        <w:r>
-          <w:rPr>
-            <w:lang w:val="id_ID" w:bidi="id_ID"/>
-          </w:rPr>
-          <w:rPr>
-            <w:color w:val="0000EE"/>
-            <w:u w:val="single"/>
-          </w:rPr>
-          <w:t>Why. 1:17–18</w:t>
-        </w:r>
-      </w:hyperlink>
+      <w:r>
+        <w:rPr>
+          <w:lang w:val="id_ID" w:bidi="id_ID"/>
+        </w:rPr>
+        <w:t>Why. 1:17–18</w:t>
+      </w:r>
       <w:r>
         <w:rPr>
           <w:lang w:val="id_ID" w:bidi="id_ID"/>
         </w:rPr>
         <w:t xml:space="preserve">; </w:t>
       </w:r>
-      <w:hyperlink r:id="rId93">
-        <w:r>
-          <w:rPr>
-            <w:lang w:val="id_ID" w:bidi="id_ID"/>
-          </w:rPr>
-          <w:rPr>
-            <w:color w:val="0000EE"/>
-            <w:u w:val="single"/>
-          </w:rPr>
-          <w:t>5:5</w:t>
-        </w:r>
-      </w:hyperlink>
+      <w:r>
+        <w:rPr>
+          <w:lang w:val="id_ID" w:bidi="id_ID"/>
+        </w:rPr>
+        <w:t>5:5</w:t>
+      </w:r>
       <w:r>
         <w:rPr>
           <w:lang w:val="id_ID" w:bidi="id_ID"/>
         </w:rPr>
         <w:t>), tetapi untuk tetap setia dalam penderitaan mereka (</w:t>
       </w:r>
-      <w:hyperlink r:id="rId70">
-        <w:r>
-          <w:rPr>
-            <w:lang w:val="id_ID" w:bidi="id_ID"/>
-          </w:rPr>
-          <w:rPr>
-            <w:color w:val="0000EE"/>
-            <w:u w:val="single"/>
-          </w:rPr>
-          <w:t>Why. 13:10</w:t>
-        </w:r>
-      </w:hyperlink>
+      <w:r>
+        <w:rPr>
+          <w:lang w:val="id_ID" w:bidi="id_ID"/>
+        </w:rPr>
+        <w:t>Why. 13:10</w:t>
+      </w:r>
       <w:r>
         <w:rPr>
           <w:lang w:val="id_ID" w:bidi="id_ID"/>
         </w:rPr>
         <w:t>). Dengan Allah, mereka akan meraih kemenangan (</w:t>
       </w:r>
-      <w:hyperlink r:id="rId94">
-        <w:r>
-          <w:rPr>
-            <w:lang w:val="id_ID" w:bidi="id_ID"/>
-          </w:rPr>
-          <w:rPr>
-            <w:color w:val="0000EE"/>
-            <w:u w:val="single"/>
-          </w:rPr>
-          <w:t>Why. 1:6–7</w:t>
-        </w:r>
-      </w:hyperlink>
+      <w:r>
+        <w:rPr>
+          <w:lang w:val="id_ID" w:bidi="id_ID"/>
+        </w:rPr>
+        <w:t>Why. 1:6–7</w:t>
+      </w:r>
       <w:r>
         <w:rPr>
           <w:lang w:val="id_ID" w:bidi="id_ID"/>
         </w:rPr>
         <w:t xml:space="preserve">; </w:t>
       </w:r>
-      <w:hyperlink r:id="rId95">
-        <w:r>
-          <w:rPr>
-            <w:lang w:val="id_ID" w:bidi="id_ID"/>
-          </w:rPr>
-          <w:rPr>
-            <w:color w:val="0000EE"/>
-            <w:u w:val="single"/>
-          </w:rPr>
-          <w:t>11:17–18</w:t>
-        </w:r>
-      </w:hyperlink>
+      <w:r>
+        <w:rPr>
+          <w:lang w:val="id_ID" w:bidi="id_ID"/>
+        </w:rPr>
+        <w:t>11:17–18</w:t>
+      </w:r>
       <w:r>
         <w:rPr>
           <w:lang w:val="id_ID" w:bidi="id_ID"/>
         </w:rPr>
         <w:t>). Pada akhirnya, setiap orang akan dihakimi berdasarkan perbuatan dan tindakan mereka (</w:t>
       </w:r>
-      <w:hyperlink r:id="rId96">
-        <w:r>
-          <w:rPr>
-            <w:lang w:val="id_ID" w:bidi="id_ID"/>
-          </w:rPr>
-          <w:rPr>
-            <w:color w:val="0000EE"/>
-            <w:u w:val="single"/>
-          </w:rPr>
-          <w:t>Why. 20:12</w:t>
-        </w:r>
-      </w:hyperlink>
+      <w:r>
+        <w:rPr>
+          <w:lang w:val="id_ID" w:bidi="id_ID"/>
+        </w:rPr>
+        <w:t>Why. 20:12</w:t>
+      </w:r>
       <w:r>
         <w:rPr>
           <w:lang w:val="id_ID" w:bidi="id_ID"/>
         </w:rPr>
         <w:t>), dan Allah akan memberkati mereka yang mematuhi kata-kata dari Kitab ini (</w:t>
       </w:r>
-      <w:hyperlink r:id="rId53">
-        <w:r>
-          <w:rPr>
-            <w:lang w:val="id_ID" w:bidi="id_ID"/>
-          </w:rPr>
-          <w:rPr>
-            <w:color w:val="0000EE"/>
-            <w:u w:val="single"/>
-          </w:rPr>
-          <w:t>Why. 1:3</w:t>
-        </w:r>
-      </w:hyperlink>
+      <w:r>
+        <w:rPr>
+          <w:lang w:val="id_ID" w:bidi="id_ID"/>
+        </w:rPr>
+        <w:t>Why. 1:3</w:t>
+      </w:r>
       <w:r>
         <w:rPr>
           <w:lang w:val="id_ID" w:bidi="id_ID"/>
         </w:rPr>
         <w:t xml:space="preserve">; </w:t>
       </w:r>
-      <w:hyperlink r:id="rId54">
-        <w:r>
-          <w:rPr>
-            <w:lang w:val="id_ID" w:bidi="id_ID"/>
-          </w:rPr>
-          <w:rPr>
-            <w:color w:val="0000EE"/>
-            <w:u w:val="single"/>
-          </w:rPr>
-          <w:t>22:7</w:t>
-        </w:r>
-      </w:hyperlink>
+      <w:r>
+        <w:rPr>
+          <w:lang w:val="id_ID" w:bidi="id_ID"/>
+        </w:rPr>
+        <w:t>22:7</w:t>
+      </w:r>
       <w:r>
         <w:rPr>
           <w:lang w:val="id_ID" w:bidi="id_ID"/>
         </w:rPr>
         <w:t>). Oleh karena itu, orang-orang kudus Allah dipanggil untuk bertahan dengan setia agar dapat menang (</w:t>
       </w:r>
-      <w:hyperlink r:id="rId97">
-        <w:r>
-          <w:rPr>
-            <w:lang w:val="id_ID" w:bidi="id_ID"/>
-          </w:rPr>
-          <w:rPr>
-            <w:color w:val="0000EE"/>
-            <w:u w:val="single"/>
-          </w:rPr>
-          <w:t>Why. 2:7</w:t>
-        </w:r>
-      </w:hyperlink>
+      <w:r>
+        <w:rPr>
+          <w:lang w:val="id_ID" w:bidi="id_ID"/>
+        </w:rPr>
+        <w:t>Why. 2:7</w:t>
+      </w:r>
       <w:r>
         <w:rPr>
           <w:lang w:val="id_ID" w:bidi="id_ID"/>
         </w:rPr>
         <w:t xml:space="preserve">, </w:t>
       </w:r>
-      <w:hyperlink r:id="rId98">
-        <w:r>
-          <w:rPr>
-            <w:lang w:val="id_ID" w:bidi="id_ID"/>
-          </w:rPr>
-          <w:rPr>
-            <w:color w:val="0000EE"/>
-            <w:u w:val="single"/>
-          </w:rPr>
-          <w:t>11</w:t>
-        </w:r>
-      </w:hyperlink>
+      <w:r>
+        <w:rPr>
+          <w:lang w:val="id_ID" w:bidi="id_ID"/>
+        </w:rPr>
+        <w:t>11</w:t>
+      </w:r>
       <w:r>
         <w:rPr>
           <w:lang w:val="id_ID" w:bidi="id_ID"/>
         </w:rPr>
         <w:t xml:space="preserve">, </w:t>
       </w:r>
-      <w:hyperlink r:id="rId99">
-        <w:r>
-          <w:rPr>
-            <w:lang w:val="id_ID" w:bidi="id_ID"/>
-          </w:rPr>
-          <w:rPr>
-            <w:color w:val="0000EE"/>
-            <w:u w:val="single"/>
-          </w:rPr>
-          <w:t>17</w:t>
-        </w:r>
-      </w:hyperlink>
+      <w:r>
+        <w:rPr>
+          <w:lang w:val="id_ID" w:bidi="id_ID"/>
+        </w:rPr>
+        <w:t>17</w:t>
+      </w:r>
       <w:r>
         <w:rPr>
           <w:lang w:val="id_ID" w:bidi="id_ID"/>
         </w:rPr>
         <w:t xml:space="preserve">, </w:t>
       </w:r>
-      <w:hyperlink r:id="rId100">
-        <w:r>
-          <w:rPr>
-            <w:lang w:val="id_ID" w:bidi="id_ID"/>
-          </w:rPr>
-          <w:rPr>
-            <w:color w:val="0000EE"/>
-            <w:u w:val="single"/>
-          </w:rPr>
-          <w:t>26</w:t>
-        </w:r>
-      </w:hyperlink>
+      <w:r>
+        <w:rPr>
+          <w:lang w:val="id_ID" w:bidi="id_ID"/>
+        </w:rPr>
+        <w:t>26</w:t>
+      </w:r>
       <w:r>
         <w:rPr>
           <w:lang w:val="id_ID" w:bidi="id_ID"/>
         </w:rPr>
         <w:t xml:space="preserve">; </w:t>
       </w:r>
-      <w:hyperlink r:id="rId101">
-        <w:r>
-          <w:rPr>
-            <w:lang w:val="id_ID" w:bidi="id_ID"/>
-          </w:rPr>
-          <w:rPr>
-            <w:color w:val="0000EE"/>
-            <w:u w:val="single"/>
-          </w:rPr>
-          <w:t>3:5</w:t>
-        </w:r>
-      </w:hyperlink>
+      <w:r>
+        <w:rPr>
+          <w:lang w:val="id_ID" w:bidi="id_ID"/>
+        </w:rPr>
+        <w:t>3:5</w:t>
+      </w:r>
       <w:r>
         <w:rPr>
           <w:lang w:val="id_ID" w:bidi="id_ID"/>
         </w:rPr>
         <w:t xml:space="preserve">, </w:t>
       </w:r>
-      <w:hyperlink r:id="rId102">
-        <w:r>
-          <w:rPr>
-            <w:lang w:val="id_ID" w:bidi="id_ID"/>
-          </w:rPr>
-          <w:rPr>
-            <w:color w:val="0000EE"/>
-            <w:u w:val="single"/>
-          </w:rPr>
-          <w:t>12</w:t>
-        </w:r>
-      </w:hyperlink>
+      <w:r>
+        <w:rPr>
+          <w:lang w:val="id_ID" w:bidi="id_ID"/>
+        </w:rPr>
+        <w:t>12</w:t>
+      </w:r>
       <w:r>
         <w:rPr>
           <w:lang w:val="id_ID" w:bidi="id_ID"/>
         </w:rPr>
         <w:t xml:space="preserve">, </w:t>
       </w:r>
-      <w:hyperlink r:id="rId103">
-        <w:r>
-          <w:rPr>
-            <w:lang w:val="id_ID" w:bidi="id_ID"/>
-          </w:rPr>
-          <w:rPr>
-            <w:color w:val="0000EE"/>
-            <w:u w:val="single"/>
-          </w:rPr>
-          <w:t>21</w:t>
-        </w:r>
-      </w:hyperlink>
+      <w:r>
+        <w:rPr>
+          <w:lang w:val="id_ID" w:bidi="id_ID"/>
+        </w:rPr>
+        <w:t>21</w:t>
+      </w:r>
       <w:r>
         <w:rPr>
           <w:lang w:val="id_ID" w:bidi="id_ID"/>
         </w:rPr>
         <w:t>). Wahyu mengajak mereka untuk menaati Allah, mempertahankan kesaksian mereka (</w:t>
       </w:r>
-      <w:hyperlink r:id="rId104">
-        <w:r>
-          <w:rPr>
-            <w:lang w:val="id_ID" w:bidi="id_ID"/>
-          </w:rPr>
-          <w:rPr>
-            <w:color w:val="0000EE"/>
-            <w:u w:val="single"/>
-          </w:rPr>
-          <w:t>Why. 12:17</w:t>
-        </w:r>
-      </w:hyperlink>
+      <w:r>
+        <w:rPr>
+          <w:lang w:val="id_ID" w:bidi="id_ID"/>
+        </w:rPr>
+        <w:t>Why. 12:17</w:t>
+      </w:r>
       <w:r>
         <w:rPr>
           <w:lang w:val="id_ID" w:bidi="id_ID"/>
         </w:rPr>
         <w:t xml:space="preserve">; </w:t>
       </w:r>
-      <w:hyperlink r:id="rId54">
-        <w:r>
-          <w:rPr>
-            <w:lang w:val="id_ID" w:bidi="id_ID"/>
-          </w:rPr>
-          <w:rPr>
-            <w:color w:val="0000EE"/>
-            <w:u w:val="single"/>
-          </w:rPr>
-          <w:t>22:7</w:t>
-        </w:r>
-      </w:hyperlink>
+      <w:r>
+        <w:rPr>
+          <w:lang w:val="id_ID" w:bidi="id_ID"/>
+        </w:rPr>
+        <w:t>22:7</w:t>
+      </w:r>
       <w:r>
         <w:rPr>
           <w:lang w:val="id_ID" w:bidi="id_ID"/>
         </w:rPr>
         <w:t>), bertahan dengan sabar (</w:t>
       </w:r>
-      <w:hyperlink r:id="rId70">
-        <w:r>
-          <w:rPr>
-            <w:lang w:val="id_ID" w:bidi="id_ID"/>
-          </w:rPr>
-          <w:rPr>
-            <w:color w:val="0000EE"/>
-            <w:u w:val="single"/>
-          </w:rPr>
-          <w:t>Why. 13:10</w:t>
-        </w:r>
-      </w:hyperlink>
+      <w:r>
+        <w:rPr>
+          <w:lang w:val="id_ID" w:bidi="id_ID"/>
+        </w:rPr>
+        <w:t>Why. 13:10</w:t>
+      </w:r>
       <w:r>
         <w:rPr>
           <w:lang w:val="id_ID" w:bidi="id_ID"/>
         </w:rPr>
         <w:t xml:space="preserve">; </w:t>
       </w:r>
-      <w:hyperlink r:id="rId105">
-        <w:r>
-          <w:rPr>
-            <w:lang w:val="id_ID" w:bidi="id_ID"/>
-          </w:rPr>
-          <w:rPr>
-            <w:color w:val="0000EE"/>
-            <w:u w:val="single"/>
-          </w:rPr>
-          <w:t>14:12</w:t>
-        </w:r>
-      </w:hyperlink>
+      <w:r>
+        <w:rPr>
+          <w:lang w:val="id_ID" w:bidi="id_ID"/>
+        </w:rPr>
+        <w:t>14:12</w:t>
+      </w:r>
       <w:r>
         <w:rPr>
           <w:lang w:val="id_ID" w:bidi="id_ID"/>
         </w:rPr>
         <w:t>), dan tetap waspada (</w:t>
       </w:r>
-      <w:hyperlink r:id="rId106">
-        <w:r>
-          <w:rPr>
-            <w:lang w:val="id_ID" w:bidi="id_ID"/>
-          </w:rPr>
-          <w:rPr>
-            <w:color w:val="0000EE"/>
-            <w:u w:val="single"/>
-          </w:rPr>
-          <w:t>Why. 16:15</w:t>
-        </w:r>
-      </w:hyperlink>
+      <w:r>
+        <w:rPr>
+          <w:lang w:val="id_ID" w:bidi="id_ID"/>
+        </w:rPr>
+        <w:t>Why. 16:15</w:t>
+      </w:r>
       <w:r>
         <w:rPr>
           <w:lang w:val="id_ID" w:bidi="id_ID"/>
         </w:rPr>
         <w:t xml:space="preserve">; </w:t>
       </w:r>
-      <w:hyperlink r:id="rId107">
-        <w:r>
-          <w:rPr>
-            <w:lang w:val="id_ID" w:bidi="id_ID"/>
-          </w:rPr>
-          <w:rPr>
-            <w:color w:val="0000EE"/>
-            <w:u w:val="single"/>
-          </w:rPr>
-          <w:t>17:14</w:t>
-        </w:r>
-      </w:hyperlink>
+      <w:r>
+        <w:rPr>
+          <w:lang w:val="id_ID" w:bidi="id_ID"/>
+        </w:rPr>
+        <w:t>17:14</w:t>
+      </w:r>
       <w:r>
         <w:rPr>
           <w:lang w:val="id_ID" w:bidi="id_ID"/>
         </w:rPr>
         <w:t>) di tengah penganiayaan, dengan menyadari bahwa pengecut akan menghadapi hukuman kekal bersama orang jahat (</w:t>
       </w:r>
-      <w:hyperlink r:id="rId108">
-        <w:r>
-          <w:rPr>
-            <w:lang w:val="id_ID" w:bidi="id_ID"/>
-          </w:rPr>
-          <w:rPr>
-            <w:color w:val="0000EE"/>
-            <w:u w:val="single"/>
-          </w:rPr>
-          <w:t>Why. 21:8</w:t>
-        </w:r>
-      </w:hyperlink>
+      <w:r>
+        <w:rPr>
+          <w:lang w:val="id_ID" w:bidi="id_ID"/>
+        </w:rPr>
+        <w:t>Why. 21:8</w:t>
+      </w:r>
       <w:r>
         <w:rPr>
           <w:lang w:val="id_ID" w:bidi="id_ID"/>
